--- a/india-ageing-atlas/submission_assets/MJDRDYPU_HEALTH_ECONOMICS_ELDERLY_2026-06-25/qa_report.docx
+++ b/india-ageing-atlas/submission_assets/MJDRDYPU_HEALTH_ECONOMICS_ELDERLY_2026-06-25/qa_report.docx
@@ -530,7 +530,7 @@
               <w:pStyle w:val="Compact"/>
             </w:pPr>
             <w:r>
-              <w:t xml:space="preserve">−1.8 pp</w:t>
+              <w:t xml:space="preserve">−2.0 pp</w:t>
             </w:r>
           </w:p>
         </w:tc>
@@ -576,7 +576,7 @@
               <w:pStyle w:val="Compact"/>
             </w:pPr>
             <w:r>
-              <w:t xml:space="preserve">−16.1 pp</w:t>
+              <w:t xml:space="preserve">−17.8 pp</w:t>
             </w:r>
           </w:p>
         </w:tc>
